--- a/OIB/lab6/Otchet_Lab_6_Cherednichenko_v2.docx
+++ b/OIB/lab6/Otchet_Lab_6_Cherednichenko_v2.docx
@@ -266,6 +266,7 @@
           <w:rFonts w:ascii="Times New Roman" w:hAnsi="Times New Roman" w:cs="Times New Roman"/>
           <w:sz w:val="28"/>
           <w:szCs w:val="28"/>
+          <w:lang w:val="ru-RU"/>
         </w:rPr>
       </w:pPr>
       <w:r>
@@ -293,6 +294,7 @@
           <w:rFonts w:ascii="Times New Roman" w:hAnsi="Times New Roman" w:cs="Times New Roman"/>
           <w:sz w:val="28"/>
           <w:szCs w:val="28"/>
+          <w:lang w:val="ru-RU"/>
         </w:rPr>
       </w:pPr>
     </w:p>
@@ -302,6 +304,7 @@
           <w:rFonts w:ascii="Times New Roman" w:hAnsi="Times New Roman" w:cs="Times New Roman"/>
           <w:sz w:val="28"/>
           <w:szCs w:val="28"/>
+          <w:lang w:val="ru-RU"/>
         </w:rPr>
       </w:pPr>
     </w:p>
@@ -311,6 +314,7 @@
           <w:rFonts w:ascii="Times New Roman" w:hAnsi="Times New Roman" w:cs="Times New Roman"/>
           <w:sz w:val="28"/>
           <w:szCs w:val="28"/>
+          <w:lang w:val="ru-RU"/>
         </w:rPr>
       </w:pPr>
     </w:p>
@@ -320,6 +324,7 @@
           <w:rFonts w:ascii="Times New Roman" w:hAnsi="Times New Roman" w:cs="Times New Roman"/>
           <w:sz w:val="28"/>
           <w:szCs w:val="28"/>
+          <w:lang w:val="ru-RU"/>
         </w:rPr>
       </w:pPr>
     </w:p>
@@ -426,6 +431,7 @@
           <w:rFonts w:ascii="Times New Roman" w:hAnsi="Times New Roman" w:cs="Times New Roman"/>
           <w:sz w:val="28"/>
           <w:szCs w:val="28"/>
+          <w:lang w:val="ru-RU"/>
         </w:rPr>
       </w:pPr>
       <w:r>
@@ -1995,6 +2001,7 @@
           <w:b/>
           <w:sz w:val="28"/>
           <w:szCs w:val="28"/>
+          <w:lang w:val="ru-RU"/>
         </w:rPr>
       </w:pPr>
     </w:p>
@@ -2005,6 +2012,7 @@
           <w:b/>
           <w:sz w:val="28"/>
           <w:szCs w:val="28"/>
+          <w:lang w:val="ru-RU"/>
         </w:rPr>
       </w:pPr>
     </w:p>
@@ -2015,6 +2023,7 @@
           <w:b/>
           <w:sz w:val="28"/>
           <w:szCs w:val="28"/>
+          <w:lang w:val="ru-RU"/>
         </w:rPr>
       </w:pPr>
     </w:p>
@@ -2025,6 +2034,7 @@
           <w:b/>
           <w:sz w:val="28"/>
           <w:szCs w:val="28"/>
+          <w:lang w:val="ru-RU"/>
         </w:rPr>
       </w:pPr>
     </w:p>
@@ -2035,6 +2045,7 @@
           <w:b/>
           <w:sz w:val="28"/>
           <w:szCs w:val="28"/>
+          <w:lang w:val="ru-RU"/>
         </w:rPr>
       </w:pPr>
     </w:p>
@@ -2045,6 +2056,7 @@
           <w:b/>
           <w:sz w:val="28"/>
           <w:szCs w:val="28"/>
+          <w:lang w:val="ru-RU"/>
         </w:rPr>
       </w:pPr>
     </w:p>
@@ -2055,6 +2067,7 @@
           <w:b/>
           <w:sz w:val="28"/>
           <w:szCs w:val="28"/>
+          <w:lang w:val="ru-RU"/>
         </w:rPr>
       </w:pPr>
     </w:p>
@@ -2065,6 +2078,7 @@
           <w:b/>
           <w:sz w:val="28"/>
           <w:szCs w:val="28"/>
+          <w:lang w:val="ru-RU"/>
         </w:rPr>
       </w:pPr>
     </w:p>
@@ -3176,19 +3190,11 @@
           <w:lang w:val="ru-RU"/>
         </w:rPr>
       </w:pPr>
-      <w:r>
-        <w:rPr>
-          <w:sz w:val="28"/>
-          <w:szCs w:val="28"/>
-          <w:lang w:val="ru-RU"/>
-        </w:rPr>
-        <w:t>Контрольные вопросы</w:t>
-      </w:r>
     </w:p>
     <w:p>
       <w:pPr>
-        <w:rPr>
-          <w:rFonts w:ascii="Times New Roman" w:hAnsi="Times New Roman" w:cs="Times New Roman"/>
+        <w:pStyle w:val="a9"/>
+        <w:rPr>
           <w:sz w:val="28"/>
           <w:szCs w:val="28"/>
           <w:lang w:val="ru-RU"/>
@@ -3196,13 +3202,31 @@
       </w:pPr>
       <w:r>
         <w:rPr>
+          <w:sz w:val="28"/>
+          <w:szCs w:val="28"/>
+          <w:lang w:val="ru-RU"/>
+        </w:rPr>
+        <w:lastRenderedPageBreak/>
+        <w:t>Контрольные вопросы</w:t>
+      </w:r>
+    </w:p>
+    <w:p>
+      <w:pPr>
+        <w:rPr>
+          <w:rFonts w:ascii="Times New Roman" w:hAnsi="Times New Roman" w:cs="Times New Roman"/>
+          <w:sz w:val="28"/>
+          <w:szCs w:val="28"/>
+          <w:lang w:val="ru-RU"/>
+        </w:rPr>
+      </w:pPr>
+      <w:r>
+        <w:rPr>
           <w:rFonts w:ascii="Times New Roman" w:hAnsi="Times New Roman" w:cs="Times New Roman"/>
           <w:b/>
           <w:sz w:val="28"/>
           <w:szCs w:val="28"/>
           <w:lang w:val="ru-RU"/>
         </w:rPr>
-        <w:lastRenderedPageBreak/>
         <w:t>1. В чем особенность асимметричных криптосистем?</w:t>
       </w:r>
       <w:r>
